--- a/06_산출물_문서/3계층_지침서/WI-803-01_형상관리_수행_지침서.docx
+++ b/06_산출물_문서/3계층_지침서/WI-803-01_형상관리_수행_지침서.docx
@@ -270,11 +270,11 @@
     </w:p>
     <w:tbl>
       <w:tblPr>
-        <w:tblW w:w="8788" w:type="dxa"/>
         <w:tblCellMar>
           <w:left w:w="108" w:type="dxa"/>
           <w:right w:w="108" w:type="dxa"/>
         </w:tblCellMar>
+        <w:tblW w:w="8788" w:type="dxa"/>
         <w:tblBorders>
           <w:top w:val="single" w:sz="4" w:color="2E74B5" w:space="0"/>
           <w:left w:val="single" w:sz="4" w:color="2E74B5" w:space="0"/>
@@ -294,13 +294,13 @@
         <w:tc>
           <w:tcPr>
             <w:tcW w:w="1500" w:type="dxa"/>
-            <w:shd w:val="clear" w:color="auto" w:fill="D9D9D9"/>
             <w:tcMar>
               <w:top w:w="60" w:type="dxa"/>
               <w:left w:w="120" w:type="dxa"/>
               <w:bottom w:w="60" w:type="dxa"/>
               <w:right w:w="120" w:type="dxa"/>
             </w:tcMar>
+            <w:shd w:val="clear" w:color="auto" w:fill="DEEAF1"/>
           </w:tcPr>
           <w:p>
             <w:pPr>
@@ -320,13 +320,13 @@
         <w:tc>
           <w:tcPr>
             <w:tcW w:w="2800" w:type="dxa"/>
-            <w:shd w:val="clear" w:color="auto" w:fill="D9D9D9"/>
             <w:tcMar>
               <w:top w:w="60" w:type="dxa"/>
               <w:left w:w="120" w:type="dxa"/>
               <w:bottom w:w="60" w:type="dxa"/>
               <w:right w:w="120" w:type="dxa"/>
             </w:tcMar>
+            <w:shd w:val="clear" w:color="auto" w:fill="DEEAF1"/>
           </w:tcPr>
           <w:p>
             <w:pPr>
@@ -346,13 +346,13 @@
         <w:tc>
           <w:tcPr>
             <w:tcW w:w="2000" w:type="dxa"/>
-            <w:shd w:val="clear" w:color="auto" w:fill="D9D9D9"/>
             <w:tcMar>
               <w:top w:w="60" w:type="dxa"/>
               <w:left w:w="120" w:type="dxa"/>
               <w:bottom w:w="60" w:type="dxa"/>
               <w:right w:w="120" w:type="dxa"/>
             </w:tcMar>
+            <w:shd w:val="clear" w:color="auto" w:fill="DEEAF1"/>
           </w:tcPr>
           <w:p>
             <w:pPr>
@@ -372,13 +372,13 @@
         <w:tc>
           <w:tcPr>
             <w:tcW w:w="2488" w:type="dxa"/>
-            <w:shd w:val="clear" w:color="auto" w:fill="D9D9D9"/>
             <w:tcMar>
               <w:top w:w="60" w:type="dxa"/>
               <w:left w:w="120" w:type="dxa"/>
               <w:bottom w:w="60" w:type="dxa"/>
               <w:right w:w="120" w:type="dxa"/>
             </w:tcMar>
+            <w:shd w:val="clear" w:color="auto" w:fill="DEEAF1"/>
           </w:tcPr>
           <w:p>
             <w:pPr>
@@ -1116,14 +1116,12 @@
         </w:trPr>
         <w:tc>
           <w:tcPr>
-            <w:tcW w:w="2460" w:type="dxa"/>
             <w:tcMar>
               <w:top w:w="60" w:type="dxa"/>
               <w:left w:w="120" w:type="dxa"/>
               <w:bottom w:w="60" w:type="dxa"/>
               <w:right w:w="120" w:type="dxa"/>
             </w:tcMar>
-            <w:shd w:val="clear" w:color="auto" w:fill="DEEAF1"/>
           </w:tcPr>
           <w:p>
             <w:pPr>
@@ -1137,14 +1135,12 @@
         </w:tc>
         <w:tc>
           <w:tcPr>
-            <w:tcW w:w="6328" w:type="dxa"/>
             <w:tcMar>
               <w:top w:w="60" w:type="dxa"/>
               <w:left w:w="120" w:type="dxa"/>
               <w:bottom w:w="60" w:type="dxa"/>
               <w:right w:w="120" w:type="dxa"/>
             </w:tcMar>
-            <w:shd w:val="clear" w:color="auto" w:fill="DEEAF1"/>
           </w:tcPr>
           <w:p>
             <w:pPr>
@@ -1159,9 +1155,7 @@
       </w:tr>
       <w:tr>
         <w:tc>
-          <w:tcPr>
-            <w:tcW w:w="2460" w:type="dxa"/>
-          </w:tcPr>
+          <w:tcPr/>
           <w:p>
             <w:pPr>
               <w:pStyle w:val="Compact"/>
@@ -1173,7 +1167,6 @@
         </w:tc>
         <w:tc>
           <w:tcPr>
-            <w:tcW w:w="6328" w:type="dxa"/>
             <w:tcMar>
               <w:top w:w="60" w:type="dxa"/>
               <w:left w:w="120" w:type="dxa"/>
@@ -1237,9 +1230,7 @@
           </w:p>
         </w:tc>
         <w:tc>
-          <w:tcPr>
-            <w:tcW w:w="6328" w:type="dxa"/>
-          </w:tcPr>
+          <w:tcPr/>
           <w:p>
             <w:pPr>
               <w:pStyle w:val="Compact"/>
@@ -1252,19 +1243,10 @@
       </w:tr>
       <w:tr>
         <w:tc>
-          <w:tcPr>
-            <w:tcW w:w="2460" w:type="dxa"/>
-            <w:tcMar>
-              <w:top w:w="60" w:type="dxa"/>
-              <w:left w:w="120" w:type="dxa"/>
-              <w:bottom w:w="60" w:type="dxa"/>
-              <w:right w:w="120" w:type="dxa"/>
-            </w:tcMar>
-          </w:tcPr>
-          <w:p>
-            <w:pPr>
-              <w:pStyle w:val="Compact"/>
-              <w:wordWrap w:val="1"/>
+          <w:tcPr/>
+          <w:p>
+            <w:pPr>
+              <w:pStyle w:val="Compact"/>
             </w:pPr>
             <w:r>
               <w:t xml:space="preserve">QP-804</w:t>
@@ -1333,18 +1315,10 @@
       </w:tr>
       <w:tr>
         <w:tc>
-          <w:tcPr>
-            <w:tcMar>
-              <w:top w:w="60" w:type="dxa"/>
-              <w:left w:w="120" w:type="dxa"/>
-              <w:bottom w:w="60" w:type="dxa"/>
-              <w:right w:w="120" w:type="dxa"/>
-            </w:tcMar>
-          </w:tcPr>
-          <w:p>
-            <w:pPr>
-              <w:pStyle w:val="Compact"/>
-              <w:wordWrap w:val="1"/>
+          <w:tcPr/>
+          <w:p>
+            <w:pPr>
+              <w:pStyle w:val="Compact"/>
             </w:pPr>
             <w:r>
               <w:t xml:space="preserve">QF-803-03</w:t>
@@ -1352,18 +1326,10 @@
           </w:p>
         </w:tc>
         <w:tc>
-          <w:tcPr>
-            <w:tcMar>
-              <w:top w:w="60" w:type="dxa"/>
-              <w:left w:w="120" w:type="dxa"/>
-              <w:bottom w:w="60" w:type="dxa"/>
-              <w:right w:w="120" w:type="dxa"/>
-            </w:tcMar>
-          </w:tcPr>
-          <w:p>
-            <w:pPr>
-              <w:pStyle w:val="Compact"/>
-              <w:wordWrap w:val="1"/>
+          <w:tcPr/>
+          <w:p>
+            <w:pPr>
+              <w:pStyle w:val="Compact"/>
             </w:pPr>
             <w:r>
               <w:t xml:space="preserve">CCB 회의록 양식</w:t>
@@ -1407,7 +1373,7 @@
         </w:trPr>
         <w:tc>
           <w:tcPr>
-            <w:tcW w:w="2460" w:type="dxa"/>
+            <w:tcW w:w="3000" w:type="dxa"/>
             <w:tcMar>
               <w:top w:w="60" w:type="dxa"/>
               <w:left w:w="120" w:type="dxa"/>
@@ -1428,7 +1394,7 @@
         </w:tc>
         <w:tc>
           <w:tcPr>
-            <w:tcW w:w="6328" w:type="dxa"/>
+            <w:tcW w:w="5788" w:type="dxa"/>
             <w:tcMar>
               <w:top w:w="60" w:type="dxa"/>
               <w:left w:w="120" w:type="dxa"/>
@@ -1450,9 +1416,7 @@
       </w:tr>
       <w:tr>
         <w:tc>
-          <w:tcPr>
-            <w:tcW w:w="2460" w:type="dxa"/>
-          </w:tcPr>
+          <w:tcPr/>
           <w:p>
             <w:pPr>
               <w:pStyle w:val="Compact"/>
@@ -1468,7 +1432,7 @@
         </w:tc>
         <w:tc>
           <w:tcPr>
-            <w:tcW w:w="6328" w:type="dxa"/>
+            <w:tcW w:w="5788" w:type="dxa"/>
             <w:tcMar>
               <w:top w:w="60" w:type="dxa"/>
               <w:left w:w="120" w:type="dxa"/>
@@ -1505,6 +1469,7 @@
         </w:tc>
         <w:tc>
           <w:tcPr>
+            <w:tcW w:w="5788" w:type="dxa"/>
             <w:tcMar>
               <w:top w:w="60" w:type="dxa"/>
               <w:left w:w="120" w:type="dxa"/>
@@ -1540,9 +1505,7 @@
           </w:p>
         </w:tc>
         <w:tc>
-          <w:tcPr>
-            <w:tcW w:w="6328" w:type="dxa"/>
-          </w:tcPr>
+          <w:tcPr/>
           <w:p>
             <w:pPr>
               <w:pStyle w:val="Compact"/>
@@ -1555,8 +1518,23 @@
       </w:tr>
       <w:tr>
         <w:tc>
-          <w:tcPr>
-            <w:tcW w:w="2460" w:type="dxa"/>
+          <w:tcPr/>
+          <w:p>
+            <w:pPr>
+              <w:pStyle w:val="Compact"/>
+            </w:pPr>
+            <w:r>
+              <w:rPr>
+                <w:b/>
+                <w:bCs/>
+              </w:rPr>
+              <w:t xml:space="preserve">ECR (Engineering Change Request)</w:t>
+            </w:r>
+          </w:p>
+        </w:tc>
+        <w:tc>
+          <w:tcPr>
+            <w:tcW w:w="5788" w:type="dxa"/>
             <w:tcMar>
               <w:top w:w="60" w:type="dxa"/>
               <w:left w:w="120" w:type="dxa"/>
@@ -1570,21 +1548,6 @@
               <w:wordWrap w:val="1"/>
             </w:pPr>
             <w:r>
-              <w:rPr>
-                <w:b/>
-                <w:bCs/>
-              </w:rPr>
-              <w:t xml:space="preserve">ECR (Engineering Change Request)</w:t>
-            </w:r>
-          </w:p>
-        </w:tc>
-        <w:tc>
-          <w:tcPr/>
-          <w:p>
-            <w:pPr>
-              <w:pStyle w:val="Compact"/>
-            </w:pPr>
-            <w:r>
               <w:t xml:space="preserve">설계변경 요청서 — 변경의 필요성과 영향을 기술</w:t>
             </w:r>
           </w:p>
@@ -1676,18 +1639,10 @@
       </w:tr>
       <w:tr>
         <w:tc>
-          <w:tcPr>
-            <w:tcMar>
-              <w:top w:w="60" w:type="dxa"/>
-              <w:left w:w="120" w:type="dxa"/>
-              <w:bottom w:w="60" w:type="dxa"/>
-              <w:right w:w="120" w:type="dxa"/>
-            </w:tcMar>
-          </w:tcPr>
-          <w:p>
-            <w:pPr>
-              <w:pStyle w:val="Compact"/>
-              <w:wordWrap w:val="1"/>
+          <w:tcPr/>
+          <w:p>
+            <w:pPr>
+              <w:pStyle w:val="Compact"/>
             </w:pPr>
             <w:r>
               <w:rPr>
@@ -1699,18 +1654,10 @@
           </w:p>
         </w:tc>
         <w:tc>
-          <w:tcPr>
-            <w:tcMar>
-              <w:top w:w="60" w:type="dxa"/>
-              <w:left w:w="120" w:type="dxa"/>
-              <w:bottom w:w="60" w:type="dxa"/>
-              <w:right w:w="120" w:type="dxa"/>
-            </w:tcMar>
-          </w:tcPr>
-          <w:p>
-            <w:pPr>
-              <w:pStyle w:val="Compact"/>
-              <w:wordWrap w:val="1"/>
+          <w:tcPr/>
+          <w:p>
+            <w:pPr>
+              <w:pStyle w:val="Compact"/>
             </w:pPr>
             <w:r>
               <w:t xml:space="preserve">변경이 적용되는 시리얼 번호, 로트 번호, 또는 시점</w:t>
@@ -2084,7 +2031,7 @@
         </w:trPr>
         <w:tc>
           <w:tcPr>
-            <w:tcW w:w="2460" w:type="dxa"/>
+            <w:tcW w:w="1618" w:type="dxa"/>
             <w:tcMar>
               <w:top w:w="60" w:type="dxa"/>
               <w:left w:w="120" w:type="dxa"/>
@@ -2105,7 +2052,7 @@
         </w:tc>
         <w:tc>
           <w:tcPr>
-            <w:tcW w:w="6328" w:type="dxa"/>
+            <w:tcW w:w="7170" w:type="dxa"/>
             <w:tcMar>
               <w:top w:w="60" w:type="dxa"/>
               <w:left w:w="120" w:type="dxa"/>
@@ -2127,9 +2074,7 @@
       </w:tr>
       <w:tr>
         <w:tc>
-          <w:tcPr>
-            <w:tcW w:w="2460" w:type="dxa"/>
-          </w:tcPr>
+          <w:tcPr/>
           <w:p>
             <w:pPr>
               <w:pStyle w:val="Compact"/>
@@ -2141,7 +2086,7 @@
         </w:tc>
         <w:tc>
           <w:tcPr>
-            <w:tcW w:w="6328" w:type="dxa"/>
+            <w:tcW w:w="7170" w:type="dxa"/>
             <w:tcMar>
               <w:top w:w="60" w:type="dxa"/>
               <w:left w:w="120" w:type="dxa"/>
@@ -2174,6 +2119,7 @@
         </w:tc>
         <w:tc>
           <w:tcPr>
+            <w:tcW w:w="7170" w:type="dxa"/>
             <w:tcMar>
               <w:top w:w="60" w:type="dxa"/>
               <w:left w:w="120" w:type="dxa"/>
@@ -2205,9 +2151,7 @@
           </w:p>
         </w:tc>
         <w:tc>
-          <w:tcPr>
-            <w:tcW w:w="6328" w:type="dxa"/>
-          </w:tcPr>
+          <w:tcPr/>
           <w:p>
             <w:pPr>
               <w:pStyle w:val="Compact"/>
@@ -2220,19 +2164,10 @@
       </w:tr>
       <w:tr>
         <w:tc>
-          <w:tcPr>
-            <w:tcW w:w="2460" w:type="dxa"/>
-            <w:tcMar>
-              <w:top w:w="60" w:type="dxa"/>
-              <w:left w:w="120" w:type="dxa"/>
-              <w:bottom w:w="60" w:type="dxa"/>
-              <w:right w:w="120" w:type="dxa"/>
-            </w:tcMar>
-          </w:tcPr>
-          <w:p>
-            <w:pPr>
-              <w:pStyle w:val="Compact"/>
-              <w:wordWrap w:val="1"/>
+          <w:tcPr/>
+          <w:p>
+            <w:pPr>
+              <w:pStyle w:val="Compact"/>
             </w:pPr>
             <w:r>
               <w:t xml:space="preserve">개정</w:t>
@@ -2241,6 +2176,7 @@
         </w:tc>
         <w:tc>
           <w:tcPr>
+            <w:tcW w:w="7170" w:type="dxa"/>
             <w:tcMar>
               <w:top w:w="60" w:type="dxa"/>
               <w:left w:w="120" w:type="dxa"/>
@@ -2883,7 +2819,7 @@
         </w:trPr>
         <w:tc>
           <w:tcPr>
-            <w:tcW w:w="2460" w:type="dxa"/>
+            <w:tcW w:w="1618" w:type="dxa"/>
             <w:tcMar>
               <w:top w:w="60" w:type="dxa"/>
               <w:left w:w="120" w:type="dxa"/>
@@ -2904,7 +2840,7 @@
         </w:tc>
         <w:tc>
           <w:tcPr>
-            <w:tcW w:w="6328" w:type="dxa"/>
+            <w:tcW w:w="7170" w:type="dxa"/>
             <w:tcMar>
               <w:top w:w="60" w:type="dxa"/>
               <w:left w:w="120" w:type="dxa"/>
@@ -2926,9 +2862,7 @@
       </w:tr>
       <w:tr>
         <w:tc>
-          <w:tcPr>
-            <w:tcW w:w="2460" w:type="dxa"/>
-          </w:tcPr>
+          <w:tcPr/>
           <w:p>
             <w:pPr>
               <w:pStyle w:val="Compact"/>
@@ -2940,7 +2874,7 @@
         </w:tc>
         <w:tc>
           <w:tcPr>
-            <w:tcW w:w="6328" w:type="dxa"/>
+            <w:tcW w:w="7170" w:type="dxa"/>
             <w:tcMar>
               <w:top w:w="60" w:type="dxa"/>
               <w:left w:w="120" w:type="dxa"/>
@@ -2973,6 +2907,7 @@
         </w:tc>
         <w:tc>
           <w:tcPr>
+            <w:tcW w:w="7170" w:type="dxa"/>
             <w:tcMar>
               <w:top w:w="60" w:type="dxa"/>
               <w:left w:w="120" w:type="dxa"/>
@@ -3004,9 +2939,7 @@
           </w:p>
         </w:tc>
         <w:tc>
-          <w:tcPr>
-            <w:tcW w:w="6328" w:type="dxa"/>
-          </w:tcPr>
+          <w:tcPr/>
           <w:p>
             <w:pPr>
               <w:pStyle w:val="Compact"/>
@@ -3019,8 +2952,19 @@
       </w:tr>
       <w:tr>
         <w:tc>
-          <w:tcPr>
-            <w:tcW w:w="2460" w:type="dxa"/>
+          <w:tcPr/>
+          <w:p>
+            <w:pPr>
+              <w:pStyle w:val="Compact"/>
+            </w:pPr>
+            <w:r>
+              <w:t xml:space="preserve">대상 CI</w:t>
+            </w:r>
+          </w:p>
+        </w:tc>
+        <w:tc>
+          <w:tcPr>
+            <w:tcW w:w="7170" w:type="dxa"/>
             <w:tcMar>
               <w:top w:w="60" w:type="dxa"/>
               <w:left w:w="120" w:type="dxa"/>
@@ -3034,17 +2978,6 @@
               <w:wordWrap w:val="1"/>
             </w:pPr>
             <w:r>
-              <w:t xml:space="preserve">대상 CI</w:t>
-            </w:r>
-          </w:p>
-        </w:tc>
-        <w:tc>
-          <w:tcPr/>
-          <w:p>
-            <w:pPr>
-              <w:pStyle w:val="Compact"/>
-            </w:pPr>
-            <w:r>
               <w:t xml:space="preserve">변경 대상 형상항목 식별자 및 명칭</w:t>
             </w:r>
           </w:p>
@@ -3124,18 +3057,10 @@
       </w:tr>
       <w:tr>
         <w:tc>
-          <w:tcPr>
-            <w:tcMar>
-              <w:top w:w="60" w:type="dxa"/>
-              <w:left w:w="120" w:type="dxa"/>
-              <w:bottom w:w="60" w:type="dxa"/>
-              <w:right w:w="120" w:type="dxa"/>
-            </w:tcMar>
-          </w:tcPr>
-          <w:p>
-            <w:pPr>
-              <w:pStyle w:val="Compact"/>
-              <w:wordWrap w:val="1"/>
+          <w:tcPr/>
+          <w:p>
+            <w:pPr>
+              <w:pStyle w:val="Compact"/>
             </w:pPr>
             <w:r>
               <w:t xml:space="preserve">긴급도</w:t>
@@ -3143,18 +3068,10 @@
           </w:p>
         </w:tc>
         <w:tc>
-          <w:tcPr>
-            <w:tcMar>
-              <w:top w:w="60" w:type="dxa"/>
-              <w:left w:w="120" w:type="dxa"/>
-              <w:bottom w:w="60" w:type="dxa"/>
-              <w:right w:w="120" w:type="dxa"/>
-            </w:tcMar>
-          </w:tcPr>
-          <w:p>
-            <w:pPr>
-              <w:pStyle w:val="Compact"/>
-              <w:wordWrap w:val="1"/>
+          <w:tcPr/>
+          <w:p>
+            <w:pPr>
+              <w:pStyle w:val="Compact"/>
             </w:pPr>
             <w:r>
               <w:t xml:space="preserve">긴급(Emergency) / 일반(Normal)</w:t>
@@ -3756,7 +3673,7 @@
         </w:trPr>
         <w:tc>
           <w:tcPr>
-            <w:tcW w:w="2460" w:type="dxa"/>
+            <w:tcW w:w="3000" w:type="dxa"/>
             <w:tcMar>
               <w:top w:w="60" w:type="dxa"/>
               <w:left w:w="120" w:type="dxa"/>
@@ -3777,7 +3694,7 @@
         </w:tc>
         <w:tc>
           <w:tcPr>
-            <w:tcW w:w="6328" w:type="dxa"/>
+            <w:tcW w:w="5788" w:type="dxa"/>
             <w:tcMar>
               <w:top w:w="60" w:type="dxa"/>
               <w:left w:w="120" w:type="dxa"/>
@@ -3799,9 +3716,7 @@
       </w:tr>
       <w:tr>
         <w:tc>
-          <w:tcPr>
-            <w:tcW w:w="2460" w:type="dxa"/>
-          </w:tcPr>
+          <w:tcPr/>
           <w:p>
             <w:pPr>
               <w:pStyle w:val="Compact"/>
@@ -3813,7 +3728,7 @@
         </w:tc>
         <w:tc>
           <w:tcPr>
-            <w:tcW w:w="6328" w:type="dxa"/>
+            <w:tcW w:w="5788" w:type="dxa"/>
             <w:tcMar>
               <w:top w:w="60" w:type="dxa"/>
               <w:left w:w="120" w:type="dxa"/>
@@ -3846,6 +3761,7 @@
         </w:tc>
         <w:tc>
           <w:tcPr>
+            <w:tcW w:w="5788" w:type="dxa"/>
             <w:tcMar>
               <w:top w:w="60" w:type="dxa"/>
               <w:left w:w="120" w:type="dxa"/>
@@ -3877,9 +3793,7 @@
           </w:p>
         </w:tc>
         <w:tc>
-          <w:tcPr>
-            <w:tcW w:w="6328" w:type="dxa"/>
-          </w:tcPr>
+          <w:tcPr/>
           <w:p>
             <w:pPr>
               <w:pStyle w:val="Compact"/>
@@ -3892,19 +3806,10 @@
       </w:tr>
       <w:tr>
         <w:tc>
-          <w:tcPr>
-            <w:tcW w:w="2460" w:type="dxa"/>
-            <w:tcMar>
-              <w:top w:w="60" w:type="dxa"/>
-              <w:left w:w="120" w:type="dxa"/>
-              <w:bottom w:w="60" w:type="dxa"/>
-              <w:right w:w="120" w:type="dxa"/>
-            </w:tcMar>
-          </w:tcPr>
-          <w:p>
-            <w:pPr>
-              <w:pStyle w:val="Compact"/>
-              <w:wordWrap w:val="1"/>
+          <w:tcPr/>
+          <w:p>
+            <w:pPr>
+              <w:pStyle w:val="Compact"/>
             </w:pPr>
             <w:r>
               <w:t xml:space="preserve">적용 시점 (Effectivity)</w:t>
@@ -3912,7 +3817,9 @@
           </w:p>
         </w:tc>
         <w:tc>
-          <w:tcPr/>
+          <w:tcPr>
+            <w:tcW w:w="5788" w:type="dxa"/>
+          </w:tcPr>
           <w:p>
             <w:pPr>
               <w:pStyle w:val="Compact"/>
@@ -4021,7 +3928,9 @@
       </w:tr>
       <w:tr>
         <w:tc>
-          <w:tcPr/>
+          <w:tcPr>
+            <w:tcW w:w="3000" w:type="dxa"/>
+          </w:tcPr>
           <w:p>
             <w:pPr>
               <w:pStyle w:val="Compact"/>
@@ -4032,7 +3941,9 @@
           </w:p>
         </w:tc>
         <w:tc>
-          <w:tcPr/>
+          <w:tcPr>
+            <w:tcW w:w="5788" w:type="dxa"/>
+          </w:tcPr>
           <w:p>
             <w:pPr>
               <w:pStyle w:val="Compact"/>
@@ -4045,18 +3956,10 @@
       </w:tr>
       <w:tr>
         <w:tc>
-          <w:tcPr>
-            <w:tcMar>
-              <w:top w:w="60" w:type="dxa"/>
-              <w:left w:w="120" w:type="dxa"/>
-              <w:bottom w:w="60" w:type="dxa"/>
-              <w:right w:w="120" w:type="dxa"/>
-            </w:tcMar>
-          </w:tcPr>
-          <w:p>
-            <w:pPr>
-              <w:pStyle w:val="Compact"/>
-              <w:wordWrap w:val="1"/>
+          <w:tcPr/>
+          <w:p>
+            <w:pPr>
+              <w:pStyle w:val="Compact"/>
             </w:pPr>
             <w:r>
               <w:t xml:space="preserve">배포 부서</w:t>
@@ -4065,6 +3968,7 @@
         </w:tc>
         <w:tc>
           <w:tcPr>
+            <w:tcW w:w="5788" w:type="dxa"/>
             <w:tcMar>
               <w:top w:w="60" w:type="dxa"/>
               <w:left w:w="120" w:type="dxa"/>
@@ -7086,8 +6990,8 @@
     <w:rPrDefault>
       <w:rPr>
         <w:rFonts w:asciiTheme="minorHAnsi" w:cstheme="minorBidi" w:eastAsiaTheme="minorEastAsia" w:hAnsiTheme="minorHAnsi"/>
-        <w:sz w:val="24"/>
-        <w:szCs w:val="24"/>
+        <w:sz w:val="20"/>
+        <w:szCs w:val="20"/>
         <w:lang w:bidi="ar-SA" w:eastAsia="zh-CN" w:val="en-US"/>
       </w:rPr>
     </w:rPrDefault>
@@ -7155,8 +7059,8 @@
     </w:pPr>
     <w:rPr>
       <w:rFonts w:asciiTheme="majorHAnsi" w:cstheme="majorBidi" w:eastAsiaTheme="majorEastAsia" w:hAnsiTheme="majorHAnsi"/>
-      <w:sz w:val="56"/>
-      <w:szCs w:val="56"/>
+      <w:sz w:val="44"/>
+      <w:szCs w:val="44"/>
     </w:rPr>
   </w:style>
   <w:style w:customStyle="1" w:styleId="TitleChar" w:type="character">
@@ -7167,8 +7071,8 @@
     <w:rsid w:val="00A10FD9"/>
     <w:rPr>
       <w:rFonts w:asciiTheme="majorHAnsi" w:cstheme="majorBidi" w:eastAsiaTheme="majorEastAsia" w:hAnsiTheme="majorHAnsi"/>
-      <w:sz w:val="56"/>
-      <w:szCs w:val="56"/>
+      <w:sz w:val="44"/>
+      <w:szCs w:val="44"/>
     </w:rPr>
   </w:style>
   <w:style w:styleId="Subtitle" w:type="paragraph">
@@ -7290,8 +7194,8 @@
     <w:rPr>
       <w:rFonts w:asciiTheme="majorHAnsi" w:cstheme="majorBidi" w:eastAsiaTheme="majorEastAsia" w:hAnsiTheme="majorHAnsi"/>
       <w:color w:themeColor="accent1" w:themeShade="BF" w:val="0F4761"/>
-      <w:sz w:val="40"/>
-      <w:szCs w:val="40"/>
+      <w:sz w:val="32"/>
+      <w:szCs w:val="32"/>
     </w:rPr>
   </w:style>
   <w:style w:styleId="Heading2" w:type="paragraph">
@@ -7481,8 +7385,8 @@
     <w:rPr>
       <w:rFonts w:asciiTheme="majorHAnsi" w:cstheme="majorBidi" w:eastAsiaTheme="majorEastAsia" w:hAnsiTheme="majorHAnsi"/>
       <w:color w:themeColor="accent1" w:themeShade="BF" w:val="0F4761"/>
-      <w:sz w:val="40"/>
-      <w:szCs w:val="40"/>
+      <w:sz w:val="32"/>
+      <w:szCs w:val="32"/>
     </w:rPr>
   </w:style>
   <w:style w:customStyle="1" w:styleId="Heading2Char" w:type="character">
